--- a/Quiz/Lecture 5.1 Quiz.docx
+++ b/Quiz/Lecture 5.1 Quiz.docx
@@ -15,205 +15,89 @@
         <w:rPr>
           <w:rFonts w:ascii="Times New Roman" w:hAnsi="Times New Roman" w:cs="Times New Roman"/>
         </w:rPr>
-        <w:t xml:space="preserve">Lecture </w:t>
-      </w:r>
-      <w:r>
-        <w:rPr>
-          <w:rFonts w:ascii="Times New Roman" w:hAnsi="Times New Roman" w:cs="Times New Roman"/>
-        </w:rPr>
-        <w:t>5</w:t>
+        <w:t>Lecture 5.1 Shortest Paths Algorithms Quiz</w:t>
       </w:r>
       <w:r>
         <w:rPr>
           <w:rFonts w:ascii="Times New Roman" w:hAnsi="Times New Roman" w:cs="Times New Roman" w:hint="eastAsia"/>
         </w:rPr>
-        <w:t>.1</w:t>
-      </w:r>
-      <w:r>
-        <w:rPr>
-          <w:rFonts w:ascii="Times New Roman" w:hAnsi="Times New Roman" w:cs="Times New Roman"/>
-        </w:rPr>
-        <w:t xml:space="preserve"> </w:t>
-      </w:r>
-      <w:r>
-        <w:rPr>
-          <w:rFonts w:ascii="Times New Roman" w:hAnsi="Times New Roman" w:cs="Times New Roman"/>
-        </w:rPr>
-        <w:t>Shortest Paths</w:t>
-      </w:r>
-      <w:r>
-        <w:rPr>
-          <w:rFonts w:ascii="Times New Roman" w:hAnsi="Times New Roman" w:cs="Times New Roman" w:hint="eastAsia"/>
-        </w:rPr>
-        <w:t xml:space="preserve"> Algorithms</w:t>
-      </w:r>
-      <w:r>
-        <w:rPr>
-          <w:rFonts w:ascii="Times New Roman" w:hAnsi="Times New Roman" w:cs="Times New Roman"/>
-        </w:rPr>
-        <w:t xml:space="preserve"> Quiz</w:t>
+        <w:t xml:space="preserve"> ANS</w:t>
       </w:r>
     </w:p>
     <w:p>
       <w:pPr>
         <w:pStyle w:val="NormalWeb"/>
-        <w:spacing w:after="0" w:afterAutospacing="0"/>
-        <w:rPr>
-          <w:rFonts w:eastAsiaTheme="majorEastAsia"/>
-          <w:b/>
-          <w:bCs/>
-        </w:rPr>
-      </w:pPr>
+      </w:pPr>
+      <w:r>
+        <w:rPr>
+          <w:rStyle w:val="Strong"/>
+          <w:rFonts w:eastAsiaTheme="majorEastAsia" w:hint="eastAsia"/>
+        </w:rPr>
+        <w:t>1</w:t>
+      </w:r>
       <w:r>
         <w:rPr>
           <w:rStyle w:val="Strong"/>
           <w:rFonts w:eastAsiaTheme="majorEastAsia"/>
         </w:rPr>
-        <w:t xml:space="preserve">1. </w:t>
-      </w:r>
-      <w:r>
-        <w:rPr>
-          <w:rFonts w:eastAsiaTheme="majorEastAsia"/>
-          <w:b/>
-          <w:bCs/>
-        </w:rPr>
-        <w:t xml:space="preserve">Which of the following algorithm </w:t>
+        <w:t xml:space="preserve">. What data structures are used in </w:t>
+      </w:r>
+      <w:r>
+        <w:rPr>
+          <w:rStyle w:val="Strong"/>
+          <w:rFonts w:eastAsiaTheme="majorEastAsia" w:hint="eastAsia"/>
+        </w:rPr>
+        <w:t>Dijkstra</w:t>
       </w:r>
       <w:r>
         <w:rPr>
           <w:rStyle w:val="Strong"/>
           <w:rFonts w:eastAsiaTheme="majorEastAsia"/>
         </w:rPr>
-        <w:t xml:space="preserve">is </w:t>
+        <w:t>’</w:t>
+      </w:r>
+      <w:r>
+        <w:rPr>
+          <w:rStyle w:val="Strong"/>
+          <w:rFonts w:eastAsiaTheme="majorEastAsia" w:hint="eastAsia"/>
+        </w:rPr>
+        <w:t>s Algorithm</w:t>
       </w:r>
       <w:r>
         <w:rPr>
           <w:rStyle w:val="Strong"/>
           <w:rFonts w:eastAsiaTheme="majorEastAsia"/>
         </w:rPr>
-        <w:t>the most efficient</w:t>
+        <w:t xml:space="preserve"> to track the shortest distance (SD) and previous node (PN)?</w:t>
+      </w:r>
+      <w:r>
+        <w:br/>
+        <w:t>A) Stack and Queue</w:t>
+      </w:r>
+      <w:r>
+        <w:br/>
+        <w:t>B) Priority Queue and Hash Map</w:t>
+      </w:r>
+      <w:r>
+        <w:br/>
+        <w:t>C) Two maps: one for SD and one for PN</w:t>
+      </w:r>
+      <w:r>
+        <w:br/>
+        <w:t>D) Adjacency List and Array</w:t>
+      </w:r>
+      <w:r>
+        <w:br/>
       </w:r>
       <w:r>
         <w:rPr>
           <w:rStyle w:val="Strong"/>
           <w:rFonts w:eastAsiaTheme="majorEastAsia"/>
         </w:rPr>
-        <w:t xml:space="preserve"> for </w:t>
-      </w:r>
-      <w:r>
-        <w:rPr>
-          <w:rFonts w:eastAsiaTheme="majorEastAsia"/>
-          <w:b/>
-          <w:bCs/>
-        </w:rPr>
-        <w:t xml:space="preserve">finding </w:t>
-      </w:r>
-      <w:r>
-        <w:rPr>
-          <w:rFonts w:eastAsiaTheme="majorEastAsia"/>
-          <w:b/>
-          <w:bCs/>
-        </w:rPr>
-        <w:t>single source shortest paths in a Directed Acyclic Graph?</w:t>
-      </w:r>
-    </w:p>
-    <w:p>
-      <w:pPr>
-        <w:pStyle w:val="NormalWeb"/>
-        <w:spacing w:before="0" w:beforeAutospacing="0" w:after="0" w:afterAutospacing="0"/>
-      </w:pPr>
-      <w:r>
-        <w:t xml:space="preserve">A) </w:t>
-      </w:r>
-      <w:r>
-        <w:rPr>
-          <w:rFonts w:eastAsiaTheme="minorEastAsia"/>
-        </w:rPr>
-        <w:t>Dijkstra</w:t>
-      </w:r>
-      <w:r>
-        <w:rPr>
-          <w:rFonts w:eastAsiaTheme="minorEastAsia"/>
-        </w:rPr>
-        <w:t>’s algorithm</w:t>
-      </w:r>
-      <w:r>
-        <w:br/>
-        <w:t xml:space="preserve">B) </w:t>
-      </w:r>
-      <w:r>
-        <w:t>Bellman-Ford</w:t>
-      </w:r>
-      <w:r>
-        <w:br/>
-        <w:t>C) BFS (Breadth-First Search)</w:t>
-      </w:r>
-      <w:r>
-        <w:br/>
-        <w:t>D) Topological Sort</w:t>
-      </w:r>
-      <w:r>
-        <w:br/>
-      </w:r>
-      <w:r>
-        <w:rPr>
-          <w:rStyle w:val="Strong"/>
-          <w:rFonts w:eastAsiaTheme="majorEastAsia"/>
-        </w:rPr>
         <w:t>Answer:</w:t>
       </w:r>
-    </w:p>
-    <w:p>
-      <w:pPr>
-        <w:rPr>
-          <w:rFonts w:ascii="Times New Roman" w:hAnsi="Times New Roman" w:cs="Times New Roman"/>
-        </w:rPr>
-      </w:pPr>
-      <w:r>
-        <w:rPr>
-          <w:rFonts w:ascii="Times New Roman" w:hAnsi="Times New Roman" w:cs="Times New Roman"/>
-        </w:rPr>
-        <w:pict w14:anchorId="25FA5324">
-          <v:rect id="_x0000_i1025" style="width:0;height:.75pt" o:hralign="center" o:hrstd="t" o:hr="t" fillcolor="#a0a0a0" stroked="f"/>
-        </w:pict>
-      </w:r>
-    </w:p>
-    <w:p>
-      <w:pPr>
-        <w:pStyle w:val="NormalWeb"/>
-      </w:pPr>
-      <w:r>
-        <w:rPr>
-          <w:rStyle w:val="Strong"/>
-          <w:rFonts w:eastAsiaTheme="majorEastAsia"/>
-        </w:rPr>
-        <w:t>2. What data structures are used in BFS to track the shortest distance (SD) and previous node (PN)?</w:t>
-      </w:r>
-      <w:r>
-        <w:br/>
-        <w:t>A) Stack and Queue</w:t>
-      </w:r>
-      <w:r>
-        <w:br/>
-        <w:t>B) Priority Queue and Hash Map</w:t>
-      </w:r>
-      <w:r>
-        <w:br/>
-        <w:t>C) Two maps: one for SD and one for PN</w:t>
-      </w:r>
-      <w:r>
-        <w:br/>
-        <w:t>D) Adjacency List and Array</w:t>
-      </w:r>
-      <w:r>
-        <w:br/>
-      </w:r>
-      <w:r>
-        <w:rPr>
-          <w:rStyle w:val="Strong"/>
-          <w:rFonts w:eastAsiaTheme="majorEastAsia"/>
-        </w:rPr>
-        <w:t>Answer:</w:t>
+      <w:r>
+        <w:t> </w:t>
       </w:r>
     </w:p>
     <w:p>
@@ -238,35 +122,45 @@
       <w:r>
         <w:rPr>
           <w:rStyle w:val="Strong"/>
-          <w:rFonts w:eastAsiaTheme="majorEastAsia"/>
-        </w:rPr>
-        <w:t>3. Dijkstra's Algorithm is NOT suitable for graphs with:</w:t>
-      </w:r>
-      <w:r>
-        <w:br/>
-        <w:t>A) Non-negative edge weights</w:t>
-      </w:r>
-      <w:r>
-        <w:br/>
-        <w:t>B) Directed edges</w:t>
-      </w:r>
-      <w:r>
-        <w:br/>
-        <w:t>C) Negative edge weights</w:t>
-      </w:r>
-      <w:r>
-        <w:br/>
-        <w:t>D) Undirected edges</w:t>
-      </w:r>
-      <w:r>
-        <w:br/>
+          <w:rFonts w:eastAsiaTheme="majorEastAsia" w:hint="eastAsia"/>
+        </w:rPr>
+        <w:t>2</w:t>
       </w:r>
       <w:r>
         <w:rPr>
           <w:rStyle w:val="Strong"/>
           <w:rFonts w:eastAsiaTheme="majorEastAsia"/>
         </w:rPr>
+        <w:t>. Dijkstra's Algorithm is NOT suitable for graphs with:</w:t>
+      </w:r>
+      <w:r>
+        <w:br/>
+        <w:t>A) Non-negative edge weights</w:t>
+      </w:r>
+      <w:r>
+        <w:br/>
+        <w:t>B) Directed edges</w:t>
+      </w:r>
+      <w:r>
+        <w:br/>
+        <w:t>C) Negative edge weights</w:t>
+      </w:r>
+      <w:r>
+        <w:br/>
+        <w:t>D) Undirected edges</w:t>
+      </w:r>
+      <w:r>
+        <w:br/>
+      </w:r>
+      <w:r>
+        <w:rPr>
+          <w:rStyle w:val="Strong"/>
+          <w:rFonts w:eastAsiaTheme="majorEastAsia"/>
+        </w:rPr>
         <w:t>Answer:</w:t>
+      </w:r>
+      <w:r>
+        <w:t> </w:t>
       </w:r>
     </w:p>
     <w:p>
@@ -287,21 +181,47 @@
     <w:p>
       <w:pPr>
         <w:pStyle w:val="NormalWeb"/>
-      </w:pPr>
+        <w:rPr>
+          <w:rFonts w:eastAsiaTheme="minorEastAsia" w:hint="eastAsia"/>
+        </w:rPr>
+      </w:pPr>
+      <w:r>
+        <w:rPr>
+          <w:rStyle w:val="Strong"/>
+          <w:rFonts w:eastAsiaTheme="majorEastAsia" w:hint="eastAsia"/>
+        </w:rPr>
+        <w:t>3</w:t>
+      </w:r>
       <w:r>
         <w:rPr>
           <w:rStyle w:val="Strong"/>
           <w:rFonts w:eastAsiaTheme="majorEastAsia"/>
         </w:rPr>
-        <w:t>4. What is the time complexity of Dijkstra's Algorithm using a binary min-heap?</w:t>
-      </w:r>
-      <w:r>
-        <w:br/>
-        <w:t>A) O(V + E)</w:t>
-      </w:r>
-      <w:r>
-        <w:br/>
-        <w:t>B) O((V + E) log V)</w:t>
+        <w:t>. What is the time complexity of Dijkstra's Algorithm using a binary min-heap?</w:t>
+      </w:r>
+      <w:r>
+        <w:br/>
+        <w:t xml:space="preserve">A) </w:t>
+      </w:r>
+      <w:proofErr w:type="gramStart"/>
+      <w:r>
+        <w:t>O(</w:t>
+      </w:r>
+      <w:proofErr w:type="gramEnd"/>
+      <w:r>
+        <w:t>V + E)</w:t>
+      </w:r>
+      <w:r>
+        <w:br/>
+        <w:t xml:space="preserve">B) </w:t>
+      </w:r>
+      <w:proofErr w:type="gramStart"/>
+      <w:r>
+        <w:t>O(</w:t>
+      </w:r>
+      <w:proofErr w:type="gramEnd"/>
+      <w:r>
+        <w:t>(V + E) log V)</w:t>
       </w:r>
       <w:r>
         <w:br/>
@@ -309,7 +229,15 @@
       </w:r>
       <w:r>
         <w:br/>
-        <w:t>D) O(E log V)</w:t>
+        <w:t xml:space="preserve">D) </w:t>
+      </w:r>
+      <w:proofErr w:type="gramStart"/>
+      <w:r>
+        <w:t>O(</w:t>
+      </w:r>
+      <w:proofErr w:type="gramEnd"/>
+      <w:r>
+        <w:t>E log V)</w:t>
       </w:r>
       <w:r>
         <w:br/>
@@ -344,9 +272,16 @@
       <w:r>
         <w:rPr>
           <w:rStyle w:val="Strong"/>
+          <w:rFonts w:eastAsiaTheme="majorEastAsia" w:hint="eastAsia"/>
+        </w:rPr>
+        <w:t>4</w:t>
+      </w:r>
+      <w:r>
+        <w:rPr>
+          <w:rStyle w:val="Strong"/>
           <w:rFonts w:eastAsiaTheme="majorEastAsia"/>
         </w:rPr>
-        <w:t>5. During edge relaxation, if a shorter path to node </w:t>
+        <w:t>. During edge relaxation, if a shorter path to node </w:t>
       </w:r>
       <w:r>
         <w:rPr>
@@ -403,6 +338,7 @@
         <w:br/>
         <w:t>D) The edge </w:t>
       </w:r>
+      <w:proofErr w:type="spellStart"/>
       <w:r>
         <w:rPr>
           <w:rStyle w:val="Emphasis"/>
@@ -410,6 +346,7 @@
         </w:rPr>
         <w:t>u→v</w:t>
       </w:r>
+      <w:proofErr w:type="spellEnd"/>
       <w:r>
         <w:t> is removed</w:t>
       </w:r>
@@ -442,14 +379,23 @@
     <w:p>
       <w:pPr>
         <w:pStyle w:val="NormalWeb"/>
-      </w:pPr>
+        <w:rPr>
+          <w:rFonts w:eastAsiaTheme="minorEastAsia" w:hint="eastAsia"/>
+        </w:rPr>
+      </w:pPr>
+      <w:r>
+        <w:rPr>
+          <w:rStyle w:val="Strong"/>
+          <w:rFonts w:eastAsiaTheme="majorEastAsia" w:hint="eastAsia"/>
+        </w:rPr>
+        <w:t>5</w:t>
+      </w:r>
       <w:r>
         <w:rPr>
           <w:rStyle w:val="Strong"/>
           <w:rFonts w:eastAsiaTheme="majorEastAsia"/>
         </w:rPr>
-        <w:lastRenderedPageBreak/>
-        <w:t xml:space="preserve">6. </w:t>
+        <w:t xml:space="preserve">. </w:t>
       </w:r>
       <w:r>
         <w:rPr>
@@ -520,13 +466,24 @@
     <w:p>
       <w:pPr>
         <w:pStyle w:val="NormalWeb"/>
-      </w:pPr>
+        <w:rPr>
+          <w:rFonts w:eastAsiaTheme="minorEastAsia" w:hint="eastAsia"/>
+        </w:rPr>
+      </w:pPr>
+      <w:r>
+        <w:rPr>
+          <w:rStyle w:val="Strong"/>
+          <w:rFonts w:eastAsiaTheme="majorEastAsia" w:hint="eastAsia"/>
+        </w:rPr>
+        <w:lastRenderedPageBreak/>
+        <w:t>6</w:t>
+      </w:r>
       <w:r>
         <w:rPr>
           <w:rStyle w:val="Strong"/>
           <w:rFonts w:eastAsiaTheme="majorEastAsia"/>
         </w:rPr>
-        <w:t>7. In the Shortest Path Tree (SPT), what does the PN map store?</w:t>
+        <w:t>. In the Shortest Path Tree (SPT), what does the PN map store?</w:t>
       </w:r>
       <w:r>
         <w:br/>
@@ -573,13 +530,23 @@
     <w:p>
       <w:pPr>
         <w:pStyle w:val="NormalWeb"/>
-      </w:pPr>
+        <w:rPr>
+          <w:rFonts w:eastAsiaTheme="minorEastAsia" w:hint="eastAsia"/>
+        </w:rPr>
+      </w:pPr>
+      <w:r>
+        <w:rPr>
+          <w:rStyle w:val="Strong"/>
+          <w:rFonts w:eastAsiaTheme="majorEastAsia" w:hint="eastAsia"/>
+        </w:rPr>
+        <w:t>7</w:t>
+      </w:r>
       <w:r>
         <w:rPr>
           <w:rStyle w:val="Strong"/>
           <w:rFonts w:eastAsiaTheme="majorEastAsia"/>
         </w:rPr>
-        <w:t>8. What is the first step in Dijkstra's Algorithm?</w:t>
+        <w:t>. What is the first step in Dijkstra's Algorithm?</w:t>
       </w:r>
       <w:r>
         <w:br/>
@@ -630,62 +597,16 @@
       <w:r>
         <w:rPr>
           <w:rStyle w:val="Strong"/>
-          <w:rFonts w:eastAsiaTheme="majorEastAsia"/>
-        </w:rPr>
-        <w:t>9. Which algorithm processes nodes in topological order for shortest paths?</w:t>
-      </w:r>
-      <w:r>
-        <w:br/>
-        <w:t>A) BFS</w:t>
-      </w:r>
-      <w:r>
-        <w:br/>
-        <w:t>B) Dijkstra's Algorithm</w:t>
-      </w:r>
-      <w:r>
-        <w:br/>
-        <w:t>C) Bellman-Ford Algorithm</w:t>
-      </w:r>
-      <w:r>
-        <w:br/>
-        <w:t>D) Topological Sort-based algorithm</w:t>
-      </w:r>
-      <w:r>
-        <w:br/>
+          <w:rFonts w:eastAsiaTheme="majorEastAsia" w:hint="eastAsia"/>
+        </w:rPr>
+        <w:t>8</w:t>
       </w:r>
       <w:r>
         <w:rPr>
           <w:rStyle w:val="Strong"/>
           <w:rFonts w:eastAsiaTheme="majorEastAsia"/>
         </w:rPr>
-        <w:t>Answer:</w:t>
-      </w:r>
-    </w:p>
-    <w:p>
-      <w:pPr>
-        <w:rPr>
-          <w:rFonts w:ascii="Times New Roman" w:hAnsi="Times New Roman" w:cs="Times New Roman"/>
-        </w:rPr>
-      </w:pPr>
-      <w:r>
-        <w:rPr>
-          <w:rFonts w:ascii="Times New Roman" w:hAnsi="Times New Roman" w:cs="Times New Roman"/>
-        </w:rPr>
-        <w:pict w14:anchorId="3B426E27">
-          <v:rect id="_x0000_i1033" style="width:0;height:.75pt" o:hralign="center" o:hrstd="t" o:hr="t" fillcolor="#a0a0a0" stroked="f"/>
-        </w:pict>
-      </w:r>
-    </w:p>
-    <w:p>
-      <w:pPr>
-        <w:pStyle w:val="NormalWeb"/>
-      </w:pPr>
-      <w:r>
-        <w:rPr>
-          <w:rStyle w:val="Strong"/>
-          <w:rFonts w:eastAsiaTheme="majorEastAsia"/>
-        </w:rPr>
-        <w:t>10. In BFS, nodes are visited in order of:</w:t>
+        <w:t>. In BFS, nodes are visited in order of:</w:t>
       </w:r>
       <w:r>
         <w:br/>
@@ -732,13 +653,23 @@
     <w:p>
       <w:pPr>
         <w:pStyle w:val="NormalWeb"/>
-      </w:pPr>
+        <w:rPr>
+          <w:rFonts w:eastAsiaTheme="minorEastAsia" w:hint="eastAsia"/>
+        </w:rPr>
+      </w:pPr>
+      <w:r>
+        <w:rPr>
+          <w:rStyle w:val="Strong"/>
+          <w:rFonts w:eastAsiaTheme="majorEastAsia" w:hint="eastAsia"/>
+        </w:rPr>
+        <w:t>9</w:t>
+      </w:r>
       <w:r>
         <w:rPr>
           <w:rStyle w:val="Strong"/>
           <w:rFonts w:eastAsiaTheme="majorEastAsia"/>
         </w:rPr>
-        <w:t>11. After running Dijkstra's Algorithm, how is the shortest path reconstructed?</w:t>
+        <w:t>. After running Dijkstra's Algorithm, how is the shortest path reconstructed?</w:t>
       </w:r>
       <w:r>
         <w:br/>
@@ -746,7 +677,15 @@
       </w:r>
       <w:r>
         <w:br/>
-        <w:t>B) Following backpointers in the PN map</w:t>
+        <w:t xml:space="preserve">B) Following </w:t>
+      </w:r>
+      <w:proofErr w:type="spellStart"/>
+      <w:r>
+        <w:t>backpointers</w:t>
+      </w:r>
+      <w:proofErr w:type="spellEnd"/>
+      <w:r>
+        <w:t xml:space="preserve"> in the PN map</w:t>
       </w:r>
       <w:r>
         <w:br/>
@@ -754,9 +693,6 @@
       </w:r>
       <w:r>
         <w:br/>
-      </w:r>
-      <w:r>
-        <w:lastRenderedPageBreak/>
         <w:t>D) Reversing the visit order</w:t>
       </w:r>
       <w:r>
@@ -788,60 +724,8 @@
     <w:p>
       <w:pPr>
         <w:pStyle w:val="NormalWeb"/>
-      </w:pPr>
-      <w:r>
-        <w:rPr>
-          <w:rStyle w:val="Strong"/>
-          <w:rFonts w:eastAsiaTheme="majorEastAsia"/>
-        </w:rPr>
-        <w:t>12. What is a key advantage of using Topological Sort for shortest paths in a DAG?</w:t>
-      </w:r>
-      <w:r>
-        <w:br/>
-        <w:t>A) Handles negative weights</w:t>
-      </w:r>
-      <w:r>
-        <w:br/>
-        <w:t>B) Runs in linear time</w:t>
-      </w:r>
-      <w:r>
-        <w:br/>
-        <w:t>C) Works for cyclic graphs</w:t>
-      </w:r>
-      <w:r>
-        <w:br/>
-        <w:t>D) Uses a priority queue</w:t>
-      </w:r>
-      <w:r>
-        <w:br/>
-      </w:r>
-      <w:r>
-        <w:rPr>
-          <w:rStyle w:val="Strong"/>
-          <w:rFonts w:eastAsiaTheme="majorEastAsia"/>
-        </w:rPr>
-        <w:t>Answer:</w:t>
-      </w:r>
-    </w:p>
-    <w:p>
-      <w:pPr>
-        <w:rPr>
-          <w:rFonts w:ascii="Times New Roman" w:hAnsi="Times New Roman" w:cs="Times New Roman"/>
-        </w:rPr>
-      </w:pPr>
-      <w:r>
-        <w:rPr>
-          <w:rFonts w:ascii="Times New Roman" w:hAnsi="Times New Roman" w:cs="Times New Roman"/>
-        </w:rPr>
-        <w:pict w14:anchorId="67D95AE2">
-          <v:rect id="_x0000_i1036" style="width:0;height:.75pt" o:hralign="center" o:hrstd="t" o:hr="t" fillcolor="#a0a0a0" stroked="f"/>
-        </w:pict>
-      </w:r>
-    </w:p>
-    <w:p>
-      <w:pPr>
-        <w:pStyle w:val="NormalWeb"/>
-        <w:rPr>
+        <w:rPr>
+          <w:rFonts w:eastAsiaTheme="minorEastAsia" w:hint="eastAsia"/>
           <w:color w:val="404040"/>
         </w:rPr>
       </w:pPr>
@@ -856,10 +740,10 @@
       <w:r>
         <w:rPr>
           <w:rStyle w:val="Strong"/>
-          <w:rFonts w:eastAsiaTheme="majorEastAsia"/>
+          <w:rFonts w:eastAsiaTheme="majorEastAsia" w:hint="eastAsia"/>
           <w:color w:val="404040"/>
         </w:rPr>
-        <w:t>3</w:t>
+        <w:t>0</w:t>
       </w:r>
       <w:r>
         <w:rPr>
@@ -892,28 +776,84 @@
           <w:color w:val="404040"/>
         </w:rPr>
         <w:br/>
-        <w:t>A) SD[v] &lt; SD[u] + w(u,v)</w:t>
-      </w:r>
+        <w:t>A) SD[v] &lt; SD[u] + w(</w:t>
+      </w:r>
+      <w:proofErr w:type="spellStart"/>
       <w:r>
         <w:rPr>
           <w:color w:val="404040"/>
         </w:rPr>
-        <w:br/>
-        <w:t>B) SD[v] &gt; SD[u] + w(u,v)</w:t>
-      </w:r>
+        <w:t>u,v</w:t>
+      </w:r>
+      <w:proofErr w:type="spellEnd"/>
       <w:r>
         <w:rPr>
           <w:color w:val="404040"/>
         </w:rPr>
-        <w:br/>
-        <w:t>C) SD[u] &lt; SD[v] + w(u,v)</w:t>
+        <w:t>)</w:t>
       </w:r>
       <w:r>
         <w:rPr>
           <w:color w:val="404040"/>
         </w:rPr>
         <w:br/>
-        <w:t>D) SD[v] == SD[u] + w(u,v)</w:t>
+        <w:t>B) SD[v] &gt; SD[u] + w(</w:t>
+      </w:r>
+      <w:proofErr w:type="spellStart"/>
+      <w:r>
+        <w:rPr>
+          <w:color w:val="404040"/>
+        </w:rPr>
+        <w:t>u,v</w:t>
+      </w:r>
+      <w:proofErr w:type="spellEnd"/>
+      <w:r>
+        <w:rPr>
+          <w:color w:val="404040"/>
+        </w:rPr>
+        <w:t>)</w:t>
+      </w:r>
+      <w:r>
+        <w:rPr>
+          <w:color w:val="404040"/>
+        </w:rPr>
+        <w:br/>
+        <w:t>C) SD[u] &lt; SD[v] + w(</w:t>
+      </w:r>
+      <w:proofErr w:type="spellStart"/>
+      <w:r>
+        <w:rPr>
+          <w:color w:val="404040"/>
+        </w:rPr>
+        <w:t>u,v</w:t>
+      </w:r>
+      <w:proofErr w:type="spellEnd"/>
+      <w:r>
+        <w:rPr>
+          <w:color w:val="404040"/>
+        </w:rPr>
+        <w:t>)</w:t>
+      </w:r>
+      <w:r>
+        <w:rPr>
+          <w:color w:val="404040"/>
+        </w:rPr>
+        <w:br/>
+        <w:t>D) SD[v] == SD[u] + w(</w:t>
+      </w:r>
+      <w:proofErr w:type="spellStart"/>
+      <w:r>
+        <w:rPr>
+          <w:color w:val="404040"/>
+        </w:rPr>
+        <w:t>u,v</w:t>
+      </w:r>
+      <w:proofErr w:type="spellEnd"/>
+      <w:r>
+        <w:rPr>
+          <w:color w:val="404040"/>
+        </w:rPr>
+        <w:t>)</w:t>
       </w:r>
       <w:r>
         <w:rPr>
@@ -935,7 +875,7 @@
         <w:pStyle w:val="NormalWeb"/>
       </w:pPr>
       <w:r>
-        <w:pict w14:anchorId="18807ABA">
+        <w:pict w14:anchorId="0636683F">
           <v:rect id="_x0000_i1037" style="width:0;height:.75pt" o:hralign="center" o:bullet="t" o:hrstd="t" o:hr="t" fillcolor="#a0a0a0" stroked="f"/>
         </w:pict>
       </w:r>
@@ -954,7 +894,21 @@
           <w:rFonts w:eastAsiaTheme="minorEastAsia"/>
           <w:lang w:val="en-GB"/>
         </w:rPr>
-        <w:t xml:space="preserve">14. </w:t>
+        <w:t>1</w:t>
+      </w:r>
+      <w:r>
+        <w:rPr>
+          <w:rFonts w:eastAsiaTheme="minorEastAsia" w:hint="eastAsia"/>
+          <w:lang w:val="en-GB"/>
+        </w:rPr>
+        <w:t>1</w:t>
+      </w:r>
+      <w:r>
+        <w:rPr>
+          <w:rFonts w:eastAsiaTheme="minorEastAsia"/>
+          <w:lang w:val="en-GB"/>
+        </w:rPr>
+        <w:t xml:space="preserve">. </w:t>
       </w:r>
       <w:r>
         <w:rPr>
@@ -1010,7 +964,15 @@
           <w:rFonts w:eastAsiaTheme="majorEastAsia"/>
           <w:color w:val="404040"/>
         </w:rPr>
+        <w:lastRenderedPageBreak/>
         <w:t>Answer:</w:t>
+      </w:r>
+      <w:r>
+        <w:rPr>
+          <w:rFonts w:eastAsiaTheme="minorEastAsia"/>
+          <w:lang w:val="en-GB"/>
+        </w:rPr>
+        <w:t xml:space="preserve"> </w:t>
       </w:r>
     </w:p>
     <w:sectPr>
